--- a/docs/research/SSIM2026_Paper_Submission_Tracker.docx
+++ b/docs/research/SSIM2026_Paper_Submission_Tracker.docx
@@ -2,7 +2,7 @@
 <file path=word/document.xml><?xml version="1.0" encoding="utf-8"?>
 <w:document xmlns:w="http://schemas.openxmlformats.org/wordprocessingml/2006/main" xmlns:m="http://schemas.openxmlformats.org/officeDocument/2006/math" xmlns:r="http://schemas.openxmlformats.org/officeDocument/2006/relationships" xmlns:o="urn:schemas-microsoft-com:office:office" xmlns:v="urn:schemas-microsoft-com:vml" xmlns:w10="urn:schemas-microsoft-com:office:word" xmlns:a="http://schemas.openxmlformats.org/drawingml/2006/main" xmlns:pic="http://schemas.openxmlformats.org/drawingml/2006/picture" xmlns:wp="http://schemas.openxmlformats.org/drawingml/2006/wordprocessingDrawing">
   <w:body>
-    <w:bookmarkStart w:id="33" w:name="ssim-2026-發表論文擬定題目與投稿追蹤表"/>
+    <w:bookmarkStart w:id="34" w:name="ssim-2026-發表論文擬定題目與投稿追蹤表"/>
     <w:p>
       <w:pPr>
         <w:pStyle w:val="Heading1"/>
@@ -2115,7 +2115,7 @@
       </w:r>
     </w:p>
     <w:bookmarkEnd w:id="29"/>
-    <w:bookmarkStart w:id="31" w:name="投稿注意事項與-checklist"/>
+    <w:bookmarkStart w:id="32" w:name="投稿注意事項與-checklist"/>
     <w:p>
       <w:pPr>
         <w:pStyle w:val="Heading2"/>
@@ -2150,11 +2150,27 @@
           <w:rPr>
             <w:rStyle w:val="Hyperlink"/>
           </w:rPr>
-          <w:t xml:space="preserve">Springer SIST 單欄 Template</w:t>
+          <w:t xml:space="preserve">Springer Proceedings Word Template</w:t>
         </w:r>
       </w:hyperlink>
       <w:r>
-        <w:t xml:space="preserve">（全文長度限制 10~12 頁）。</w:t>
+        <w:t xml:space="preserve">（SIST 卷同族；追蹤表所稱 SIST 單欄）。全文目標</w:t>
+      </w:r>
+      <w:r>
+        <w:t xml:space="preserve"> </w:t>
+      </w:r>
+      <w:r>
+        <w:rPr>
+          <w:bCs/>
+          <w:b/>
+        </w:rPr>
+        <w:t xml:space="preserve">10–12 頁</w:t>
+      </w:r>
+      <w:r>
+        <w:t xml:space="preserve">（貼範本後以 PDF 頁數為準）。</w:t>
+      </w:r>
+      <w:r>
+        <w:br/>
       </w:r>
     </w:p>
     <w:p>
@@ -2188,6 +2204,9 @@
       <w:r>
         <w:t xml:space="preserve">。</w:t>
       </w:r>
+      <w:r>
+        <w:br/>
+      </w:r>
     </w:p>
     <w:p>
       <w:pPr>
@@ -2205,7 +2224,58 @@
         <w:t xml:space="preserve">英文編修</w:t>
       </w:r>
       <w:r>
-        <w:t xml:space="preserve">：研討會官方語言為英文，文章與簡報皆需使用專業學術英文。</w:t>
+        <w:t xml:space="preserve">：研討會官方語言為英文；請以</w:t>
+      </w:r>
+      <w:r>
+        <w:t xml:space="preserve"> </w:t>
+      </w:r>
+      <w:r>
+        <w:rPr>
+          <w:rStyle w:val="VerbatimChar"/>
+        </w:rPr>
+        <w:t xml:space="preserve">docs/research/paper*_ssim_sist_en.md</w:t>
+      </w:r>
+      <w:r>
+        <w:t xml:space="preserve"> </w:t>
+      </w:r>
+      <w:r>
+        <w:t xml:space="preserve">為貼稿底本，勿直接交中文 md。</w:t>
+      </w:r>
+      <w:r>
+        <w:br/>
+      </w:r>
+    </w:p>
+    <w:p>
+      <w:pPr>
+        <w:numPr>
+          <w:ilvl w:val="0"/>
+          <w:numId w:val="1001"/>
+        </w:numPr>
+        <w:pStyle w:val="Compact"/>
+      </w:pPr>
+      <w:r>
+        <w:rPr>
+          <w:bCs/>
+          <w:b/>
+        </w:rPr>
+        <w:t xml:space="preserve">合規細節／現況落差</w:t>
+      </w:r>
+      <w:r>
+        <w:t xml:space="preserve">：見</w:t>
+      </w:r>
+      <w:r>
+        <w:t xml:space="preserve"> </w:t>
+      </w:r>
+      <w:hyperlink r:id="rId31">
+        <w:r>
+          <w:rPr>
+            <w:rStyle w:val="Hyperlink"/>
+          </w:rPr>
+          <w:t xml:space="preserve">SSIM2026_SIST_COMPLIANCE.md</w:t>
+        </w:r>
+      </w:hyperlink>
+      <w:r>
+        <w:t xml:space="preserve">。</w:t>
       </w:r>
     </w:p>
     <w:p>
@@ -2215,8 +2285,8 @@
         </w:pict>
       </w:r>
     </w:p>
-    <w:bookmarkEnd w:id="31"/>
-    <w:bookmarkStart w:id="32" w:name="特殊研究方法與-phase-分工說明-篇次-01-02-03"/>
+    <w:bookmarkEnd w:id="32"/>
+    <w:bookmarkStart w:id="33" w:name="特殊研究方法與-phase-分工說明-篇次-01-02-03"/>
     <w:p>
       <w:pPr>
         <w:pStyle w:val="Heading2"/>
@@ -2314,8 +2384,8 @@
         <w:t xml:space="preserve">：主責 Phase 2-1，聚焦於安全架構設計與測試驗證（身分與角色×Tool 白名單、Data Scope、Token 生命週期與 preview→confirm 可逆寫入治理）。</w:t>
       </w:r>
     </w:p>
-    <w:bookmarkEnd w:id="32"/>
     <w:bookmarkEnd w:id="33"/>
+    <w:bookmarkEnd w:id="34"/>
     <w:sectPr/>
   </w:body>
 </w:document>
